--- a/data/artifacts/approval_note_e_test_001.docx
+++ b/data/artifacts/approval_note_e_test_001.docx
@@ -69,7 +69,7 @@
           </w:tcPr>
           <w:p>
             <w:r>
-              <w:t>2026-09-07 18:06 UTC</w:t>
+              <w:t>2026-09-08 05:53 UTC</w:t>
             </w:r>
           </w:p>
         </w:tc>

--- a/data/artifacts/approval_note_e_test_001.docx
+++ b/data/artifacts/approval_note_e_test_001.docx
@@ -69,7 +69,7 @@
           </w:tcPr>
           <w:p>
             <w:r>
-              <w:t>2026-09-07 18:06 UTC</w:t>
+              <w:t>2026-09-08 16:14 UTC</w:t>
             </w:r>
           </w:p>
         </w:tc>
